--- a/FD02-EPIS-Informe Vision.docx
+++ b/FD02-EPIS-Informe Vision.docx
@@ -295,7 +295,66 @@
           <w:sz w:val="36"/>
           <w:szCs w:val="36"/>
         </w:rPr>
-        <w:t>“Sistema de Inteligencia de Negocios para el Análisis del Mercado Laboral Tecnológico”</w:t>
+        <w:t>“</w:t>
+      </w:r>
+      <w:proofErr w:type="spellStart"/>
+      <w:r>
+        <w:rPr>
+          <w:rFonts w:ascii="Arial" w:hAnsi="Arial" w:cs="Arial"/>
+          <w:b/>
+          <w:iCs/>
+          <w:color w:val="000000"/>
+          <w:sz w:val="36"/>
+          <w:szCs w:val="36"/>
+        </w:rPr>
+        <w:t>JobForUS</w:t>
+      </w:r>
+      <w:proofErr w:type="spellEnd"/>
+      <w:r>
+        <w:rPr>
+          <w:rFonts w:ascii="Arial" w:hAnsi="Arial" w:cs="Arial"/>
+          <w:b/>
+          <w:iCs/>
+          <w:color w:val="000000"/>
+          <w:sz w:val="36"/>
+          <w:szCs w:val="36"/>
+        </w:rPr>
+        <w:t xml:space="preserve"> - </w:t>
+      </w:r>
+      <w:proofErr w:type="spellStart"/>
+      <w:r>
+        <w:rPr>
+          <w:rFonts w:ascii="Arial" w:hAnsi="Arial" w:cs="Arial"/>
+          <w:b/>
+          <w:iCs/>
+          <w:color w:val="000000"/>
+          <w:sz w:val="36"/>
+          <w:szCs w:val="36"/>
+        </w:rPr>
+        <w:t>Dashboard</w:t>
+      </w:r>
+      <w:proofErr w:type="spellEnd"/>
+      <w:r>
+        <w:rPr>
+          <w:rFonts w:ascii="Arial" w:hAnsi="Arial" w:cs="Arial"/>
+          <w:b/>
+          <w:iCs/>
+          <w:color w:val="000000"/>
+          <w:sz w:val="36"/>
+          <w:szCs w:val="36"/>
+        </w:rPr>
+        <w:t xml:space="preserve"> para el Análisis del Mercado Laboral Tecnológico</w:t>
+      </w:r>
+      <w:r>
+        <w:rPr>
+          <w:rFonts w:ascii="Arial" w:hAnsi="Arial" w:cs="Arial"/>
+          <w:b/>
+          <w:iCs/>
+          <w:color w:val="000000"/>
+          <w:sz w:val="36"/>
+          <w:szCs w:val="36"/>
+        </w:rPr>
+        <w:t>”</w:t>
       </w:r>
     </w:p>
     <w:p>
@@ -441,6 +500,7 @@
         </w:rPr>
         <w:t xml:space="preserve"> </w:t>
       </w:r>
+      <w:bookmarkStart w:id="0" w:name="_Hlk228273764"/>
       <w:proofErr w:type="spellStart"/>
       <w:r>
         <w:rPr>
@@ -459,28 +519,9 @@
           <w:szCs w:val="32"/>
           <w:lang w:eastAsia="es-PE"/>
         </w:rPr>
-        <w:t xml:space="preserve">. Patrick </w:t>
+        <w:t>. Patrick Cuadros Quiroga</w:t>
       </w:r>
-      <w:proofErr w:type="spellStart"/>
-      <w:r>
-        <w:rPr>
-          <w:rFonts w:ascii="Arial" w:eastAsia="Times New Roman" w:hAnsi="Arial" w:cs="Arial"/>
-          <w:sz w:val="32"/>
-          <w:szCs w:val="32"/>
-          <w:lang w:eastAsia="es-PE"/>
-        </w:rPr>
-        <w:t>Quadros</w:t>
-      </w:r>
-      <w:proofErr w:type="spellEnd"/>
-      <w:r>
-        <w:rPr>
-          <w:rFonts w:ascii="Arial" w:eastAsia="Times New Roman" w:hAnsi="Arial" w:cs="Arial"/>
-          <w:sz w:val="32"/>
-          <w:szCs w:val="32"/>
-          <w:lang w:eastAsia="es-PE"/>
-        </w:rPr>
-        <w:t xml:space="preserve"> Quiroga</w:t>
-      </w:r>
+      <w:bookmarkEnd w:id="0"/>
     </w:p>
     <w:p>
       <w:pPr>
@@ -1279,13 +1320,49 @@
           <w:lang w:val="es-PE"/>
         </w:rPr>
       </w:pPr>
+      <w:proofErr w:type="spellStart"/>
       <w:r>
         <w:rPr>
           <w:rFonts w:ascii="Times New Roman" w:hAnsi="Times New Roman"/>
           <w:color w:val="000000" w:themeColor="text1"/>
           <w:lang w:val="es-PE"/>
         </w:rPr>
-        <w:t xml:space="preserve">Sistema de Inteligencia de Negocios para el Análisis del Mercado Laboral Tecnológico </w:t>
+        <w:t>JobForUS</w:t>
+      </w:r>
+      <w:proofErr w:type="spellEnd"/>
+      <w:r>
+        <w:rPr>
+          <w:rFonts w:ascii="Times New Roman" w:hAnsi="Times New Roman"/>
+          <w:color w:val="000000" w:themeColor="text1"/>
+          <w:lang w:val="es-PE"/>
+        </w:rPr>
+        <w:t xml:space="preserve"> - </w:t>
+      </w:r>
+      <w:proofErr w:type="spellStart"/>
+      <w:r>
+        <w:rPr>
+          <w:rFonts w:ascii="Times New Roman" w:hAnsi="Times New Roman"/>
+          <w:color w:val="000000" w:themeColor="text1"/>
+          <w:lang w:val="es-PE"/>
+        </w:rPr>
+        <w:t>Dashboard</w:t>
+      </w:r>
+      <w:proofErr w:type="spellEnd"/>
+      <w:r>
+        <w:rPr>
+          <w:rFonts w:ascii="Times New Roman" w:hAnsi="Times New Roman"/>
+          <w:color w:val="000000" w:themeColor="text1"/>
+          <w:lang w:val="es-PE"/>
+        </w:rPr>
+        <w:t xml:space="preserve"> para el Análisis del Mercado Laboral Tecnológico</w:t>
+      </w:r>
+      <w:r>
+        <w:rPr>
+          <w:rFonts w:ascii="Times New Roman" w:hAnsi="Times New Roman"/>
+          <w:color w:val="000000" w:themeColor="text1"/>
+          <w:lang w:val="es-PE"/>
+        </w:rPr>
+        <w:t xml:space="preserve"> </w:t>
       </w:r>
     </w:p>
     <w:p>
@@ -4697,25 +4774,25 @@
       <w:pPr>
         <w:pStyle w:val="Ttulo1"/>
       </w:pPr>
-      <w:bookmarkStart w:id="0" w:name="_Toc228258628"/>
+      <w:bookmarkStart w:id="1" w:name="_Toc228258628"/>
       <w:r>
         <w:t>Introducció</w:t>
       </w:r>
       <w:r>
         <w:t>n</w:t>
       </w:r>
-      <w:bookmarkEnd w:id="0"/>
+      <w:bookmarkEnd w:id="1"/>
     </w:p>
     <w:p>
       <w:pPr>
         <w:pStyle w:val="Ttulo2"/>
         <w:spacing w:line="276" w:lineRule="auto"/>
       </w:pPr>
-      <w:bookmarkStart w:id="1" w:name="_Toc228258629"/>
+      <w:bookmarkStart w:id="2" w:name="_Toc228258629"/>
       <w:r>
         <w:t>Propósito</w:t>
       </w:r>
-      <w:bookmarkEnd w:id="1"/>
+      <w:bookmarkEnd w:id="2"/>
     </w:p>
     <w:p>
       <w:pPr>
@@ -4752,11 +4829,11 @@
         <w:pStyle w:val="Ttulo2"/>
         <w:spacing w:line="276" w:lineRule="auto"/>
       </w:pPr>
-      <w:bookmarkStart w:id="2" w:name="_Toc228258630"/>
+      <w:bookmarkStart w:id="3" w:name="_Toc228258630"/>
       <w:r>
         <w:t>Alcance</w:t>
       </w:r>
-      <w:bookmarkEnd w:id="2"/>
+      <w:bookmarkEnd w:id="3"/>
     </w:p>
     <w:p>
       <w:pPr>
@@ -5009,11 +5086,11 @@
         <w:pStyle w:val="Ttulo2"/>
         <w:spacing w:line="276" w:lineRule="auto"/>
       </w:pPr>
-      <w:bookmarkStart w:id="3" w:name="_Toc228258631"/>
+      <w:bookmarkStart w:id="4" w:name="_Toc228258631"/>
       <w:r>
         <w:t>Definiciones</w:t>
       </w:r>
-      <w:bookmarkEnd w:id="3"/>
+      <w:bookmarkEnd w:id="4"/>
     </w:p>
     <w:p>
       <w:pPr>
@@ -5958,12 +6035,12 @@
         <w:pStyle w:val="Ttulo2"/>
         <w:spacing w:line="276" w:lineRule="auto"/>
       </w:pPr>
-      <w:bookmarkStart w:id="4" w:name="_Toc228258632"/>
+      <w:bookmarkStart w:id="5" w:name="_Toc228258632"/>
       <w:r>
         <w:lastRenderedPageBreak/>
         <w:t>Referencias</w:t>
       </w:r>
-      <w:bookmarkEnd w:id="4"/>
+      <w:bookmarkEnd w:id="5"/>
     </w:p>
     <w:p>
       <w:pPr>
@@ -6070,7 +6147,7 @@
         <w:pStyle w:val="Ttulo2"/>
         <w:spacing w:line="276" w:lineRule="auto"/>
       </w:pPr>
-      <w:bookmarkStart w:id="5" w:name="_Toc228258633"/>
+      <w:bookmarkStart w:id="6" w:name="_Toc228258633"/>
       <w:r>
         <w:rPr>
           <w:rStyle w:val="Ttulo2Car"/>
@@ -6080,7 +6157,7 @@
       <w:r>
         <w:t xml:space="preserve"> General</w:t>
       </w:r>
-      <w:bookmarkEnd w:id="5"/>
+      <w:bookmarkEnd w:id="6"/>
     </w:p>
     <w:p>
       <w:pPr>
@@ -6187,21 +6264,21 @@
       <w:pPr>
         <w:pStyle w:val="Ttulo1"/>
       </w:pPr>
-      <w:bookmarkStart w:id="6" w:name="_Toc228258634"/>
+      <w:bookmarkStart w:id="7" w:name="_Toc228258634"/>
       <w:r>
         <w:t>Posicionamiento</w:t>
       </w:r>
-      <w:bookmarkEnd w:id="6"/>
+      <w:bookmarkEnd w:id="7"/>
     </w:p>
     <w:p>
       <w:pPr>
         <w:pStyle w:val="Ttulo2"/>
       </w:pPr>
-      <w:bookmarkStart w:id="7" w:name="_Toc228258635"/>
+      <w:bookmarkStart w:id="8" w:name="_Toc228258635"/>
       <w:r>
         <w:t>Oportunidad del negocio</w:t>
       </w:r>
-      <w:bookmarkEnd w:id="7"/>
+      <w:bookmarkEnd w:id="8"/>
     </w:p>
     <w:p>
       <w:pPr>
@@ -6251,11 +6328,11 @@
       <w:pPr>
         <w:pStyle w:val="Ttulo2"/>
       </w:pPr>
-      <w:bookmarkStart w:id="8" w:name="_Toc228258636"/>
+      <w:bookmarkStart w:id="9" w:name="_Toc228258636"/>
       <w:r>
         <w:t>Definición del problema</w:t>
       </w:r>
-      <w:bookmarkEnd w:id="8"/>
+      <w:bookmarkEnd w:id="9"/>
     </w:p>
     <w:p>
       <w:pPr>
@@ -6335,21 +6412,21 @@
       <w:pPr>
         <w:pStyle w:val="Ttulo1"/>
       </w:pPr>
-      <w:bookmarkStart w:id="9" w:name="_Toc228258637"/>
+      <w:bookmarkStart w:id="10" w:name="_Toc228258637"/>
       <w:r>
         <w:t>Descripción de los interesados y usuarios</w:t>
       </w:r>
-      <w:bookmarkEnd w:id="9"/>
+      <w:bookmarkEnd w:id="10"/>
     </w:p>
     <w:p>
       <w:pPr>
         <w:pStyle w:val="Ttulo2"/>
       </w:pPr>
-      <w:bookmarkStart w:id="10" w:name="_Toc228258638"/>
+      <w:bookmarkStart w:id="11" w:name="_Toc228258638"/>
       <w:r>
         <w:t>Resumen de los interesados</w:t>
       </w:r>
-      <w:bookmarkEnd w:id="10"/>
+      <w:bookmarkEnd w:id="11"/>
     </w:p>
     <w:tbl>
       <w:tblPr>
@@ -6789,11 +6866,11 @@
       <w:pPr>
         <w:pStyle w:val="Ttulo2"/>
       </w:pPr>
-      <w:bookmarkStart w:id="11" w:name="_Toc228258639"/>
+      <w:bookmarkStart w:id="12" w:name="_Toc228258639"/>
       <w:r>
         <w:t>Resumen de los usuarios</w:t>
       </w:r>
-      <w:bookmarkEnd w:id="11"/>
+      <w:bookmarkEnd w:id="12"/>
     </w:p>
     <w:tbl>
       <w:tblPr>
@@ -7233,11 +7310,11 @@
       <w:pPr>
         <w:pStyle w:val="Ttulo2"/>
       </w:pPr>
-      <w:bookmarkStart w:id="12" w:name="_Toc228258640"/>
+      <w:bookmarkStart w:id="13" w:name="_Toc228258640"/>
       <w:r>
         <w:t>Entorno de usuario</w:t>
       </w:r>
-      <w:bookmarkEnd w:id="12"/>
+      <w:bookmarkEnd w:id="13"/>
     </w:p>
     <w:p>
       <w:pPr>
@@ -7415,11 +7492,11 @@
       <w:pPr>
         <w:pStyle w:val="Ttulo2"/>
       </w:pPr>
-      <w:bookmarkStart w:id="13" w:name="_Toc228258641"/>
+      <w:bookmarkStart w:id="14" w:name="_Toc228258641"/>
       <w:r>
         <w:t>Perfil de los interesados</w:t>
       </w:r>
-      <w:bookmarkEnd w:id="13"/>
+      <w:bookmarkEnd w:id="14"/>
     </w:p>
     <w:tbl>
       <w:tblPr>
@@ -7585,11 +7662,11 @@
       <w:pPr>
         <w:pStyle w:val="Ttulo2"/>
       </w:pPr>
-      <w:bookmarkStart w:id="14" w:name="_Toc228258642"/>
+      <w:bookmarkStart w:id="15" w:name="_Toc228258642"/>
       <w:r>
         <w:t>Perfil de usuarios</w:t>
       </w:r>
-      <w:bookmarkEnd w:id="14"/>
+      <w:bookmarkEnd w:id="15"/>
     </w:p>
     <w:tbl>
       <w:tblPr>
@@ -8027,11 +8104,11 @@
       <w:pPr>
         <w:pStyle w:val="Ttulo2"/>
       </w:pPr>
-      <w:bookmarkStart w:id="15" w:name="_Toc228258643"/>
+      <w:bookmarkStart w:id="16" w:name="_Toc228258643"/>
       <w:r>
         <w:t>Necesidades de los interesados y usuarios</w:t>
       </w:r>
-      <w:bookmarkEnd w:id="15"/>
+      <w:bookmarkEnd w:id="16"/>
     </w:p>
     <w:p>
       <w:pPr>
@@ -9625,21 +9702,21 @@
       <w:pPr>
         <w:pStyle w:val="Ttulo1"/>
       </w:pPr>
-      <w:bookmarkStart w:id="16" w:name="_Toc228258644"/>
+      <w:bookmarkStart w:id="17" w:name="_Toc228258644"/>
       <w:r>
         <w:t>Vista General del Producto</w:t>
       </w:r>
-      <w:bookmarkEnd w:id="16"/>
+      <w:bookmarkEnd w:id="17"/>
     </w:p>
     <w:p>
       <w:pPr>
         <w:pStyle w:val="Ttulo2"/>
       </w:pPr>
-      <w:bookmarkStart w:id="17" w:name="_Toc228258645"/>
+      <w:bookmarkStart w:id="18" w:name="_Toc228258645"/>
       <w:r>
         <w:t>Perspectiva del producto</w:t>
       </w:r>
-      <w:bookmarkEnd w:id="17"/>
+      <w:bookmarkEnd w:id="18"/>
     </w:p>
     <w:p>
       <w:pPr>
@@ -10340,11 +10417,11 @@
       <w:pPr>
         <w:pStyle w:val="Ttulo2"/>
       </w:pPr>
-      <w:bookmarkStart w:id="18" w:name="_Toc228258646"/>
+      <w:bookmarkStart w:id="19" w:name="_Toc228258646"/>
       <w:r>
         <w:t>Resumen de capacidades</w:t>
       </w:r>
-      <w:bookmarkEnd w:id="18"/>
+      <w:bookmarkEnd w:id="19"/>
     </w:p>
     <w:tbl>
       <w:tblPr>
@@ -11513,11 +11590,11 @@
       <w:pPr>
         <w:pStyle w:val="Ttulo2"/>
       </w:pPr>
-      <w:bookmarkStart w:id="19" w:name="_Toc228258647"/>
+      <w:bookmarkStart w:id="20" w:name="_Toc228258647"/>
       <w:r>
         <w:t>Suposiciones y dependencias</w:t>
       </w:r>
-      <w:bookmarkEnd w:id="19"/>
+      <w:bookmarkEnd w:id="20"/>
     </w:p>
     <w:tbl>
       <w:tblPr>
@@ -13475,11 +13552,11 @@
       <w:pPr>
         <w:pStyle w:val="Ttulo2"/>
       </w:pPr>
-      <w:bookmarkStart w:id="20" w:name="_Toc228258648"/>
+      <w:bookmarkStart w:id="21" w:name="_Toc228258648"/>
       <w:r>
         <w:t>Costos y precios</w:t>
       </w:r>
-      <w:bookmarkEnd w:id="20"/>
+      <w:bookmarkEnd w:id="21"/>
     </w:p>
     <w:tbl>
       <w:tblPr>
@@ -13878,11 +13955,11 @@
       <w:pPr>
         <w:pStyle w:val="Ttulo2"/>
       </w:pPr>
-      <w:bookmarkStart w:id="21" w:name="_Toc228258649"/>
+      <w:bookmarkStart w:id="22" w:name="_Toc228258649"/>
       <w:r>
         <w:t>Licenciamiento e instalación</w:t>
       </w:r>
-      <w:bookmarkEnd w:id="21"/>
+      <w:bookmarkEnd w:id="22"/>
     </w:p>
     <w:tbl>
       <w:tblPr>
@@ -14699,11 +14776,11 @@
       <w:pPr>
         <w:pStyle w:val="Ttulo1"/>
       </w:pPr>
-      <w:bookmarkStart w:id="22" w:name="_Toc228258650"/>
+      <w:bookmarkStart w:id="23" w:name="_Toc228258650"/>
       <w:r>
         <w:t>Características del producto</w:t>
       </w:r>
-      <w:bookmarkEnd w:id="22"/>
+      <w:bookmarkEnd w:id="23"/>
     </w:p>
     <w:p>
       <w:pPr>
@@ -18465,11 +18542,11 @@
       <w:pPr>
         <w:pStyle w:val="Ttulo1"/>
       </w:pPr>
-      <w:bookmarkStart w:id="23" w:name="_Toc228258651"/>
+      <w:bookmarkStart w:id="24" w:name="_Toc228258651"/>
       <w:r>
         <w:t>Restricciones</w:t>
       </w:r>
-      <w:bookmarkEnd w:id="23"/>
+      <w:bookmarkEnd w:id="24"/>
     </w:p>
     <w:tbl>
       <w:tblPr>
@@ -19798,11 +19875,11 @@
       <w:pPr>
         <w:pStyle w:val="Ttulo1"/>
       </w:pPr>
-      <w:bookmarkStart w:id="24" w:name="_Toc228258652"/>
+      <w:bookmarkStart w:id="25" w:name="_Toc228258652"/>
       <w:r>
         <w:t>Rangos de calidad</w:t>
       </w:r>
-      <w:bookmarkEnd w:id="24"/>
+      <w:bookmarkEnd w:id="25"/>
     </w:p>
     <w:tbl>
       <w:tblPr>
@@ -20861,11 +20938,11 @@
       <w:pPr>
         <w:pStyle w:val="Ttulo1"/>
       </w:pPr>
-      <w:bookmarkStart w:id="25" w:name="_Toc228258653"/>
+      <w:bookmarkStart w:id="26" w:name="_Toc228258653"/>
       <w:r>
         <w:t>Precedencia y Prioridad</w:t>
       </w:r>
-      <w:bookmarkEnd w:id="25"/>
+      <w:bookmarkEnd w:id="26"/>
     </w:p>
     <w:tbl>
       <w:tblPr>
@@ -21585,11 +21662,11 @@
       <w:pPr>
         <w:pStyle w:val="Ttulo1"/>
       </w:pPr>
-      <w:bookmarkStart w:id="26" w:name="_Toc228258654"/>
+      <w:bookmarkStart w:id="27" w:name="_Toc228258654"/>
       <w:r>
         <w:t>Otros requerimientos del producto</w:t>
       </w:r>
-      <w:bookmarkEnd w:id="26"/>
+      <w:bookmarkEnd w:id="27"/>
     </w:p>
     <w:p>
       <w:pPr>
@@ -21599,11 +21676,11 @@
           <w:numId w:val="2"/>
         </w:numPr>
       </w:pPr>
-      <w:bookmarkStart w:id="27" w:name="_Toc228258655"/>
+      <w:bookmarkStart w:id="28" w:name="_Toc228258655"/>
       <w:r>
         <w:t>Estándares Legales</w:t>
       </w:r>
-      <w:bookmarkEnd w:id="27"/>
+      <w:bookmarkEnd w:id="28"/>
     </w:p>
     <w:p/>
     <w:p/>
@@ -22644,14 +22721,14 @@
           <w:numId w:val="2"/>
         </w:numPr>
       </w:pPr>
-      <w:bookmarkStart w:id="28" w:name="_Toc228258656"/>
+      <w:bookmarkStart w:id="29" w:name="_Toc228258656"/>
       <w:r>
         <w:t xml:space="preserve">Estándares de </w:t>
       </w:r>
       <w:r>
         <w:t>Comunicación</w:t>
       </w:r>
-      <w:bookmarkEnd w:id="28"/>
+      <w:bookmarkEnd w:id="29"/>
     </w:p>
     <w:tbl>
       <w:tblPr>
@@ -23900,11 +23977,11 @@
           <w:numId w:val="2"/>
         </w:numPr>
       </w:pPr>
-      <w:bookmarkStart w:id="29" w:name="_Toc228258657"/>
+      <w:bookmarkStart w:id="30" w:name="_Toc228258657"/>
       <w:r>
         <w:t>Estándares de Cumplimiento de la plataforma</w:t>
       </w:r>
-      <w:bookmarkEnd w:id="29"/>
+      <w:bookmarkEnd w:id="30"/>
     </w:p>
     <w:tbl>
       <w:tblPr>
@@ -25179,11 +25256,11 @@
           <w:numId w:val="2"/>
         </w:numPr>
       </w:pPr>
-      <w:bookmarkStart w:id="30" w:name="_Toc228258658"/>
+      <w:bookmarkStart w:id="31" w:name="_Toc228258658"/>
       <w:r>
         <w:t>Estándares de Calidad y Seguridad</w:t>
       </w:r>
-      <w:bookmarkEnd w:id="30"/>
+      <w:bookmarkEnd w:id="31"/>
     </w:p>
     <w:tbl>
       <w:tblPr>
@@ -26538,11 +26615,11 @@
         </w:numPr>
         <w:ind w:left="360"/>
       </w:pPr>
-      <w:bookmarkStart w:id="31" w:name="_Toc228258659"/>
+      <w:bookmarkStart w:id="32" w:name="_Toc228258659"/>
       <w:r>
         <w:t>CONCLUSIONES</w:t>
       </w:r>
-      <w:bookmarkEnd w:id="31"/>
+      <w:bookmarkEnd w:id="32"/>
     </w:p>
     <w:p>
       <w:pPr>
@@ -26736,11 +26813,11 @@
         </w:numPr>
         <w:ind w:left="1080" w:hanging="720"/>
       </w:pPr>
-      <w:bookmarkStart w:id="32" w:name="_Toc228258660"/>
+      <w:bookmarkStart w:id="33" w:name="_Toc228258660"/>
       <w:r>
         <w:t>RECOMENDACIONES</w:t>
       </w:r>
-      <w:bookmarkEnd w:id="32"/>
+      <w:bookmarkEnd w:id="33"/>
     </w:p>
     <w:p>
       <w:pPr>
